--- a/docs/Westridge-990-Expert-QA-Checklist.docx
+++ b/docs/Westridge-990-Expert-QA-Checklist.docx
@@ -787,6 +787,568 @@
       </w:pPr>
       <w:r>
         <w:t xml:space="preserve">The functional split is kept as well: the two answer different questions, and the historical rows have only the line items, so dropping either would leave a gap across sources.</w:t>
+      </w:r>
+    </w:p>
+    <w:p>
+      <w:pPr>
+        <w:spacing w:after="140" w:line="276"/>
+      </w:pPr>
+      <w:r>
+        <w:rPr>
+          <w:b/>
+          <w:bCs/>
+        </w:rPr>
+        <w:t xml:space="preserve">Backfilled 20 Sep:</w:t>
+      </w:r>
+      <w:r>
+        <w:t xml:space="preserve"> all 1.08M previously-loaded e-file rows now carry these columns, filled in place without reloading.</w:t>
+      </w:r>
+    </w:p>
+    <w:p>
+      <w:pPr>
+        <w:spacing w:after="140" w:line="276"/>
+      </w:pPr>
+      <w:r>
+        <w:rPr>
+          <w:b/>
+          <w:bCs/>
+        </w:rPr>
+        <w:t xml:space="preserve">A finding worth your view.</w:t>
+      </w:r>
+      <w:r>
+        <w:t xml:space="preserve"> Raw fill rates suggested e-file had less data than SOI — but SOI writes an explicit </w:t>
+      </w:r>
+      <w:r>
+        <w:rPr>
+          <w:b/>
+          <w:bCs/>
+        </w:rPr>
+        <w:t xml:space="preserve">0</w:t>
+      </w:r>
+      <w:r>
+        <w:t xml:space="preserve"> where e-file simply omits the element. Counting only non-zero values, e-file carries more in </w:t>
+      </w:r>
+      <w:r>
+        <w:rPr>
+          <w:b/>
+          <w:bCs/>
+        </w:rPr>
+        <w:t xml:space="preserve">18 of 18</w:t>
+      </w:r>
+      <w:r>
+        <w:t xml:space="preserve"> expense columns:</w:t>
+      </w:r>
+    </w:p>
+    <w:tbl>
+      <w:tblPr>
+        <w:tblW w:type="dxa" w:w="9360"/>
+        <w:tblBorders>
+          <w:top w:val="single" w:color="BDD3DC" w:sz="4"/>
+          <w:left w:val="none"/>
+          <w:bottom w:val="single" w:color="BDD3DC" w:sz="4"/>
+          <w:right w:val="none"/>
+          <w:insideH w:val="single" w:color="BDD3DC" w:sz="2"/>
+          <w:insideV w:val="none"/>
+        </w:tblBorders>
+      </w:tblPr>
+      <w:tblGrid>
+        <w:gridCol w:w="3120"/>
+        <w:gridCol w:w="3120"/>
+        <w:gridCol w:w="3120"/>
+      </w:tblGrid>
+      <w:tr>
+        <w:trPr>
+          <w:tblHeader/>
+        </w:trPr>
+        <w:tc>
+          <w:tcPr>
+            <w:tcW w:type="dxa" w:w="3120"/>
+            <w:shd w:fill="D7E8EE" w:color="auto" w:val="clear"/>
+            <w:tcMar>
+              <w:top w:type="dxa" w:w="80"/>
+              <w:left w:type="dxa" w:w="120"/>
+              <w:bottom w:type="dxa" w:w="80"/>
+              <w:right w:type="dxa" w:w="120"/>
+            </w:tcMar>
+          </w:tcPr>
+          <w:p>
+            <w:pPr>
+              <w:spacing w:after="0"/>
+              <w:jc w:val="left"/>
+            </w:pPr>
+            <w:r>
+              <w:rPr>
+                <w:b/>
+                <w:bCs/>
+                <w:sz w:val="19"/>
+                <w:szCs w:val="19"/>
+              </w:rPr>
+              <w:t xml:space="preserve">Column</w:t>
+            </w:r>
+          </w:p>
+        </w:tc>
+        <w:tc>
+          <w:tcPr>
+            <w:tcW w:type="dxa" w:w="3120"/>
+            <w:shd w:fill="D7E8EE" w:color="auto" w:val="clear"/>
+            <w:tcMar>
+              <w:top w:type="dxa" w:w="80"/>
+              <w:left w:type="dxa" w:w="120"/>
+              <w:bottom w:type="dxa" w:w="80"/>
+              <w:right w:type="dxa" w:w="120"/>
+            </w:tcMar>
+          </w:tcPr>
+          <w:p>
+            <w:pPr>
+              <w:spacing w:after="0"/>
+              <w:jc w:val="right"/>
+            </w:pPr>
+            <w:r>
+              <w:rPr>
+                <w:b/>
+                <w:bCs/>
+                <w:sz w:val="19"/>
+                <w:szCs w:val="19"/>
+              </w:rPr>
+              <w:t xml:space="preserve">e-file non-zero</w:t>
+            </w:r>
+          </w:p>
+        </w:tc>
+        <w:tc>
+          <w:tcPr>
+            <w:tcW w:type="dxa" w:w="3120"/>
+            <w:shd w:fill="D7E8EE" w:color="auto" w:val="clear"/>
+            <w:tcMar>
+              <w:top w:type="dxa" w:w="80"/>
+              <w:left w:type="dxa" w:w="120"/>
+              <w:bottom w:type="dxa" w:w="80"/>
+              <w:right w:type="dxa" w:w="120"/>
+            </w:tcMar>
+          </w:tcPr>
+          <w:p>
+            <w:pPr>
+              <w:spacing w:after="0"/>
+              <w:jc w:val="right"/>
+            </w:pPr>
+            <w:r>
+              <w:rPr>
+                <w:b/>
+                <w:bCs/>
+                <w:sz w:val="19"/>
+                <w:szCs w:val="19"/>
+              </w:rPr>
+              <w:t xml:space="preserve">SOI non-zero</w:t>
+            </w:r>
+          </w:p>
+        </w:tc>
+      </w:tr>
+      <w:tr>
+        <w:trPr>
+          <w:tblHeader w:val="false"/>
+        </w:trPr>
+        <w:tc>
+          <w:tcPr>
+            <w:tcW w:type="dxa" w:w="3120"/>
+            <w:tcMar>
+              <w:top w:type="dxa" w:w="80"/>
+              <w:left w:type="dxa" w:w="120"/>
+              <w:bottom w:type="dxa" w:w="80"/>
+              <w:right w:type="dxa" w:w="120"/>
+            </w:tcMar>
+          </w:tcPr>
+          <w:p>
+            <w:pPr>
+              <w:spacing w:after="0"/>
+              <w:jc w:val="left"/>
+            </w:pPr>
+            <w:r>
+              <w:rPr>
+                <w:sz w:val="19"/>
+                <w:szCs w:val="19"/>
+              </w:rPr>
+              <w:t xml:space="preserve">accounting fees</w:t>
+            </w:r>
+          </w:p>
+        </w:tc>
+        <w:tc>
+          <w:tcPr>
+            <w:tcW w:type="dxa" w:w="3120"/>
+            <w:tcMar>
+              <w:top w:type="dxa" w:w="80"/>
+              <w:left w:type="dxa" w:w="120"/>
+              <w:bottom w:type="dxa" w:w="80"/>
+              <w:right w:type="dxa" w:w="120"/>
+            </w:tcMar>
+          </w:tcPr>
+          <w:p>
+            <w:pPr>
+              <w:spacing w:after="0"/>
+              <w:jc w:val="right"/>
+            </w:pPr>
+            <w:r>
+              <w:rPr>
+                <w:sz w:val="19"/>
+                <w:szCs w:val="19"/>
+              </w:rPr>
+              <w:t xml:space="preserve">70.6%</w:t>
+            </w:r>
+          </w:p>
+        </w:tc>
+        <w:tc>
+          <w:tcPr>
+            <w:tcW w:type="dxa" w:w="3120"/>
+            <w:tcMar>
+              <w:top w:type="dxa" w:w="80"/>
+              <w:left w:type="dxa" w:w="120"/>
+              <w:bottom w:type="dxa" w:w="80"/>
+              <w:right w:type="dxa" w:w="120"/>
+            </w:tcMar>
+          </w:tcPr>
+          <w:p>
+            <w:pPr>
+              <w:spacing w:after="0"/>
+              <w:jc w:val="right"/>
+            </w:pPr>
+            <w:r>
+              <w:rPr>
+                <w:sz w:val="19"/>
+                <w:szCs w:val="19"/>
+              </w:rPr>
+              <w:t xml:space="preserve">49.2%</w:t>
+            </w:r>
+          </w:p>
+        </w:tc>
+      </w:tr>
+      <w:tr>
+        <w:trPr>
+          <w:tblHeader w:val="false"/>
+        </w:trPr>
+        <w:tc>
+          <w:tcPr>
+            <w:tcW w:type="dxa" w:w="3120"/>
+            <w:tcMar>
+              <w:top w:type="dxa" w:w="80"/>
+              <w:left w:type="dxa" w:w="120"/>
+              <w:bottom w:type="dxa" w:w="80"/>
+              <w:right w:type="dxa" w:w="120"/>
+            </w:tcMar>
+          </w:tcPr>
+          <w:p>
+            <w:pPr>
+              <w:spacing w:after="0"/>
+              <w:jc w:val="left"/>
+            </w:pPr>
+            <w:r>
+              <w:rPr>
+                <w:sz w:val="19"/>
+                <w:szCs w:val="19"/>
+              </w:rPr>
+              <w:t xml:space="preserve">insurance</w:t>
+            </w:r>
+          </w:p>
+        </w:tc>
+        <w:tc>
+          <w:tcPr>
+            <w:tcW w:type="dxa" w:w="3120"/>
+            <w:tcMar>
+              <w:top w:type="dxa" w:w="80"/>
+              <w:left w:type="dxa" w:w="120"/>
+              <w:bottom w:type="dxa" w:w="80"/>
+              <w:right w:type="dxa" w:w="120"/>
+            </w:tcMar>
+          </w:tcPr>
+          <w:p>
+            <w:pPr>
+              <w:spacing w:after="0"/>
+              <w:jc w:val="right"/>
+            </w:pPr>
+            <w:r>
+              <w:rPr>
+                <w:sz w:val="19"/>
+                <w:szCs w:val="19"/>
+              </w:rPr>
+              <w:t xml:space="preserve">71.9%</w:t>
+            </w:r>
+          </w:p>
+        </w:tc>
+        <w:tc>
+          <w:tcPr>
+            <w:tcW w:type="dxa" w:w="3120"/>
+            <w:tcMar>
+              <w:top w:type="dxa" w:w="80"/>
+              <w:left w:type="dxa" w:w="120"/>
+              <w:bottom w:type="dxa" w:w="80"/>
+              <w:right w:type="dxa" w:w="120"/>
+            </w:tcMar>
+          </w:tcPr>
+          <w:p>
+            <w:pPr>
+              <w:spacing w:after="0"/>
+              <w:jc w:val="right"/>
+            </w:pPr>
+            <w:r>
+              <w:rPr>
+                <w:sz w:val="19"/>
+                <w:szCs w:val="19"/>
+              </w:rPr>
+              <w:t xml:space="preserve">48.8%</w:t>
+            </w:r>
+          </w:p>
+        </w:tc>
+      </w:tr>
+      <w:tr>
+        <w:trPr>
+          <w:tblHeader w:val="false"/>
+        </w:trPr>
+        <w:tc>
+          <w:tcPr>
+            <w:tcW w:type="dxa" w:w="3120"/>
+            <w:tcMar>
+              <w:top w:type="dxa" w:w="80"/>
+              <w:left w:type="dxa" w:w="120"/>
+              <w:bottom w:type="dxa" w:w="80"/>
+              <w:right w:type="dxa" w:w="120"/>
+            </w:tcMar>
+          </w:tcPr>
+          <w:p>
+            <w:pPr>
+              <w:spacing w:after="0"/>
+              <w:jc w:val="left"/>
+            </w:pPr>
+            <w:r>
+              <w:rPr>
+                <w:sz w:val="19"/>
+                <w:szCs w:val="19"/>
+              </w:rPr>
+              <w:t xml:space="preserve">occupancy</w:t>
+            </w:r>
+          </w:p>
+        </w:tc>
+        <w:tc>
+          <w:tcPr>
+            <w:tcW w:type="dxa" w:w="3120"/>
+            <w:tcMar>
+              <w:top w:type="dxa" w:w="80"/>
+              <w:left w:type="dxa" w:w="120"/>
+              <w:bottom w:type="dxa" w:w="80"/>
+              <w:right w:type="dxa" w:w="120"/>
+            </w:tcMar>
+          </w:tcPr>
+          <w:p>
+            <w:pPr>
+              <w:spacing w:after="0"/>
+              <w:jc w:val="right"/>
+            </w:pPr>
+            <w:r>
+              <w:rPr>
+                <w:sz w:val="19"/>
+                <w:szCs w:val="19"/>
+              </w:rPr>
+              <w:t xml:space="preserve">58.7%</w:t>
+            </w:r>
+          </w:p>
+        </w:tc>
+        <w:tc>
+          <w:tcPr>
+            <w:tcW w:type="dxa" w:w="3120"/>
+            <w:tcMar>
+              <w:top w:type="dxa" w:w="80"/>
+              <w:left w:type="dxa" w:w="120"/>
+              <w:bottom w:type="dxa" w:w="80"/>
+              <w:right w:type="dxa" w:w="120"/>
+            </w:tcMar>
+          </w:tcPr>
+          <w:p>
+            <w:pPr>
+              <w:spacing w:after="0"/>
+              <w:jc w:val="right"/>
+            </w:pPr>
+            <w:r>
+              <w:rPr>
+                <w:sz w:val="19"/>
+                <w:szCs w:val="19"/>
+              </w:rPr>
+              <w:t xml:space="preserve">41.5%</w:t>
+            </w:r>
+          </w:p>
+        </w:tc>
+      </w:tr>
+      <w:tr>
+        <w:trPr>
+          <w:tblHeader w:val="false"/>
+        </w:trPr>
+        <w:tc>
+          <w:tcPr>
+            <w:tcW w:type="dxa" w:w="3120"/>
+            <w:tcMar>
+              <w:top w:type="dxa" w:w="80"/>
+              <w:left w:type="dxa" w:w="120"/>
+              <w:bottom w:type="dxa" w:w="80"/>
+              <w:right w:type="dxa" w:w="120"/>
+            </w:tcMar>
+          </w:tcPr>
+          <w:p>
+            <w:pPr>
+              <w:spacing w:after="0"/>
+              <w:jc w:val="left"/>
+            </w:pPr>
+            <w:r>
+              <w:rPr>
+                <w:sz w:val="19"/>
+                <w:szCs w:val="19"/>
+              </w:rPr>
+              <w:t xml:space="preserve">travel</w:t>
+            </w:r>
+          </w:p>
+        </w:tc>
+        <w:tc>
+          <w:tcPr>
+            <w:tcW w:type="dxa" w:w="3120"/>
+            <w:tcMar>
+              <w:top w:type="dxa" w:w="80"/>
+              <w:left w:type="dxa" w:w="120"/>
+              <w:bottom w:type="dxa" w:w="80"/>
+              <w:right w:type="dxa" w:w="120"/>
+            </w:tcMar>
+          </w:tcPr>
+          <w:p>
+            <w:pPr>
+              <w:spacing w:after="0"/>
+              <w:jc w:val="right"/>
+            </w:pPr>
+            <w:r>
+              <w:rPr>
+                <w:sz w:val="19"/>
+                <w:szCs w:val="19"/>
+              </w:rPr>
+              <w:t xml:space="preserve">47.1%</w:t>
+            </w:r>
+          </w:p>
+        </w:tc>
+        <w:tc>
+          <w:tcPr>
+            <w:tcW w:type="dxa" w:w="3120"/>
+            <w:tcMar>
+              <w:top w:type="dxa" w:w="80"/>
+              <w:left w:type="dxa" w:w="120"/>
+              <w:bottom w:type="dxa" w:w="80"/>
+              <w:right w:type="dxa" w:w="120"/>
+            </w:tcMar>
+          </w:tcPr>
+          <w:p>
+            <w:pPr>
+              <w:spacing w:after="0"/>
+              <w:jc w:val="right"/>
+            </w:pPr>
+            <w:r>
+              <w:rPr>
+                <w:sz w:val="19"/>
+                <w:szCs w:val="19"/>
+              </w:rPr>
+              <w:t xml:space="preserve">32.7%</w:t>
+            </w:r>
+          </w:p>
+        </w:tc>
+      </w:tr>
+      <w:tr>
+        <w:trPr>
+          <w:tblHeader w:val="false"/>
+        </w:trPr>
+        <w:tc>
+          <w:tcPr>
+            <w:tcW w:type="dxa" w:w="3120"/>
+            <w:tcMar>
+              <w:top w:type="dxa" w:w="80"/>
+              <w:left w:type="dxa" w:w="120"/>
+              <w:bottom w:type="dxa" w:w="80"/>
+              <w:right w:type="dxa" w:w="120"/>
+            </w:tcMar>
+          </w:tcPr>
+          <w:p>
+            <w:pPr>
+              <w:spacing w:after="0"/>
+              <w:jc w:val="left"/>
+            </w:pPr>
+            <w:r>
+              <w:rPr>
+                <w:sz w:val="19"/>
+                <w:szCs w:val="19"/>
+              </w:rPr>
+              <w:t xml:space="preserve">officer compensation</w:t>
+            </w:r>
+          </w:p>
+        </w:tc>
+        <w:tc>
+          <w:tcPr>
+            <w:tcW w:type="dxa" w:w="3120"/>
+            <w:tcMar>
+              <w:top w:type="dxa" w:w="80"/>
+              <w:left w:type="dxa" w:w="120"/>
+              <w:bottom w:type="dxa" w:w="80"/>
+              <w:right w:type="dxa" w:w="120"/>
+            </w:tcMar>
+          </w:tcPr>
+          <w:p>
+            <w:pPr>
+              <w:spacing w:after="0"/>
+              <w:jc w:val="right"/>
+            </w:pPr>
+            <w:r>
+              <w:rPr>
+                <w:sz w:val="19"/>
+                <w:szCs w:val="19"/>
+              </w:rPr>
+              <w:t xml:space="preserve">43.8%</w:t>
+            </w:r>
+          </w:p>
+        </w:tc>
+        <w:tc>
+          <w:tcPr>
+            <w:tcW w:type="dxa" w:w="3120"/>
+            <w:tcMar>
+              <w:top w:type="dxa" w:w="80"/>
+              <w:left w:type="dxa" w:w="120"/>
+              <w:bottom w:type="dxa" w:w="80"/>
+              <w:right w:type="dxa" w:w="120"/>
+            </w:tcMar>
+          </w:tcPr>
+          <w:p>
+            <w:pPr>
+              <w:spacing w:after="0"/>
+              <w:jc w:val="right"/>
+            </w:pPr>
+            <w:r>
+              <w:rPr>
+                <w:sz w:val="19"/>
+                <w:szCs w:val="19"/>
+              </w:rPr>
+              <w:t xml:space="preserve">34.3%</w:t>
+            </w:r>
+          </w:p>
+        </w:tc>
+      </w:tr>
+    </w:tbl>
+    <w:p>
+      <w:pPr>
+        <w:spacing w:after="160"/>
+      </w:pPr>
+    </w:p>
+    <w:p>
+      <w:pPr>
+        <w:spacing w:after="140" w:line="276"/>
+      </w:pPr>
+      <w:r>
+        <w:t xml:space="preserve">So a null in an e-file row and a 0 in an SOI row generally mean the same thing: nothing reported on that line. </w:t>
+      </w:r>
+      <w:r>
+        <w:rPr>
+          <w:b/>
+          <w:bCs/>
+        </w:rPr>
+        <w:t xml:space="preserve">Should the two be normalised to one convention?</w:t>
+      </w:r>
+      <w:r>
+        <w:t xml:space="preserve"> This is the same phenomenon behind the ±1 differences in D1 — worth one answer covering both.</w:t>
       </w:r>
     </w:p>
     <w:p>
